--- a/paper/Springer_Nature_Manuscript_NeuroClean.docx
+++ b/paper/Springer_Nature_Manuscript_NeuroClean.docx
@@ -2330,379 +2330,727 @@
     </w:p>
     <w:p>
       <w:pPr>
-        <w:spacing w:after="60" w:line="276" w:lineRule="auto"/>
+        <w:spacing w:after="70" w:line="276" w:lineRule="auto"/>
         <w:jc w:val="both"/>
       </w:pPr>
       <w:r>
         <w:rPr>
           <w:rFonts w:ascii="Times New Roman" w:hAnsi="Times New Roman"/>
-          <w:sz w:val="21"/>
+          <w:b/>
+          <w:sz w:val="20"/>
         </w:rPr>
-        <w:t>1. Delbracio, M., Kelly, D., Brown, M.S., Milanfar, P.: Mobile computational photography: A tour. Annual Review of Vision Science 7, 571–604 (2021). https://doi.org/10.1146/annurev-vision-093020-112830</w:t>
+        <w:t xml:space="preserve">1. </w:t>
       </w:r>
+      <w:r>
+        <w:rPr>
+          <w:rFonts w:ascii="Times New Roman" w:hAnsi="Times New Roman"/>
+          <w:sz w:val="20"/>
+        </w:rPr>
+        <w:t xml:space="preserve">Dudhane, A., Zamir, S.W., Khan, S., Khan, F.S.: Burst image restoration and enhancement. In: Proceedings of the IEEE/CVF Conference on Computer Vision and Pattern Recognition (CVPR) (2022) </w:t>
+      </w:r>
+      <w:hyperlink r:id="rId11">
+        <w:r>
+          <w:t>https://arxiv.org/abs/2110.03680</w:t>
+          <w:rPr>
+            <w:rFonts w:ascii="Times New Roman" w:hAnsi="Times New Roman"/>
+            <w:sz w:val="20"/>
+            <w:color w:val="0066CC"/>
+            <w:u w:val="single"/>
+          </w:rPr>
+        </w:r>
+      </w:hyperlink>
     </w:p>
     <w:p>
       <w:pPr>
-        <w:spacing w:after="60" w:line="276" w:lineRule="auto"/>
+        <w:spacing w:after="70" w:line="276" w:lineRule="auto"/>
         <w:jc w:val="both"/>
       </w:pPr>
       <w:r>
         <w:rPr>
           <w:rFonts w:ascii="Times New Roman" w:hAnsi="Times New Roman"/>
-          <w:sz w:val="21"/>
+          <w:b/>
+          <w:sz w:val="20"/>
         </w:rPr>
-        <w:t>2. Barron, J.T., Mildenhall, B., Verbin, D., Srinivasan, P.P., Hedman, P.: Mip-NeRF 360: Unbounded anti-aliased neural radiance fields. In: Proceedings of the IEEE/CVF Conference on Computer Vision and Pattern Recognition (CVPR), pp. 5470–5479 (2022). https://doi.org/10.1109/CVPR52688.2022.00539</w:t>
+        <w:t xml:space="preserve">2. </w:t>
       </w:r>
+      <w:r>
+        <w:rPr>
+          <w:rFonts w:ascii="Times New Roman" w:hAnsi="Times New Roman"/>
+          <w:sz w:val="20"/>
+        </w:rPr>
+        <w:t xml:space="preserve">Flepp, R., Ignatov, A., Timofte, R., Van Gool, L.: Real-world mobile image denoising dataset with efficient baselines. In: Proceedings of the IEEE/CVF Conference on Computer Vision and Pattern Recognition (CVPR), pp. 2596–2606 (2024) </w:t>
+      </w:r>
+      <w:hyperlink r:id="rId12">
+        <w:r>
+          <w:t>https://paperswithcode.com/paper/real-world-mobile-image-denoising-dataset</w:t>
+          <w:rPr>
+            <w:rFonts w:ascii="Times New Roman" w:hAnsi="Times New Roman"/>
+            <w:sz w:val="20"/>
+            <w:color w:val="0066CC"/>
+            <w:u w:val="single"/>
+          </w:rPr>
+        </w:r>
+      </w:hyperlink>
     </w:p>
     <w:p>
       <w:pPr>
-        <w:spacing w:after="60" w:line="276" w:lineRule="auto"/>
+        <w:spacing w:after="70" w:line="276" w:lineRule="auto"/>
         <w:jc w:val="both"/>
       </w:pPr>
       <w:r>
         <w:rPr>
           <w:rFonts w:ascii="Times New Roman" w:hAnsi="Times New Roman"/>
-          <w:sz w:val="21"/>
+          <w:b/>
+          <w:sz w:val="20"/>
         </w:rPr>
-        <w:t>3. Hasinoff, S.W., et al.: Burst photography for high dynamic range and low-light imaging on mobile cameras. ACM Transactions on Graphics 35(6), 192:1–192:12 (2016). https://doi.org/10.1145/2980179.2980254</w:t>
+        <w:t xml:space="preserve">3. </w:t>
       </w:r>
+      <w:r>
+        <w:rPr>
+          <w:rFonts w:ascii="Times New Roman" w:hAnsi="Times New Roman"/>
+          <w:sz w:val="20"/>
+        </w:rPr>
+        <w:t xml:space="preserve">Guo, S.: Toward effective image restoration from raw domain. Ph.D. Dissertation, Department of Computing, The Hong Kong Polytechnic University, Hong Kong (2024) </w:t>
+      </w:r>
+      <w:hyperlink r:id="rId13">
+        <w:r>
+          <w:t>https://theses.lib.polyu.edu.hk/handle/200/12922</w:t>
+          <w:rPr>
+            <w:rFonts w:ascii="Times New Roman" w:hAnsi="Times New Roman"/>
+            <w:sz w:val="20"/>
+            <w:color w:val="0066CC"/>
+            <w:u w:val="single"/>
+          </w:rPr>
+        </w:r>
+      </w:hyperlink>
     </w:p>
     <w:p>
       <w:pPr>
-        <w:spacing w:after="60" w:line="276" w:lineRule="auto"/>
+        <w:spacing w:after="70" w:line="276" w:lineRule="auto"/>
         <w:jc w:val="both"/>
       </w:pPr>
       <w:r>
         <w:rPr>
           <w:rFonts w:ascii="Times New Roman" w:hAnsi="Times New Roman"/>
-          <w:sz w:val="21"/>
+          <w:b/>
+          <w:sz w:val="20"/>
         </w:rPr>
-        <w:t>4. Milanfar, P.: A tour of modern image filtering: New insights and methods, both practical and theoretical. IEEE Signal Processing Magazine 30(1), 106–128 (2013). https://doi.org/10.1109/MSP.2011.2179329</w:t>
+        <w:t xml:space="preserve">4. </w:t>
       </w:r>
+      <w:r>
+        <w:rPr>
+          <w:rFonts w:ascii="Times New Roman" w:hAnsi="Times New Roman"/>
+          <w:sz w:val="20"/>
+        </w:rPr>
+        <w:t xml:space="preserve">Li, Z., Liu, H., Cheng, L., Jia, X.: Image denoising algorithm based on gradient domain guided filtering and NSST. IEEE Access 11, 11923–11933 (2023). https://doi.org/10.1109/ACCESS.2023.3242050 </w:t>
+      </w:r>
+      <w:hyperlink r:id="rId14">
+        <w:r>
+          <w:t>https://ieeexplore.ieee.org/document/10035968</w:t>
+          <w:rPr>
+            <w:rFonts w:ascii="Times New Roman" w:hAnsi="Times New Roman"/>
+            <w:sz w:val="20"/>
+            <w:color w:val="0066CC"/>
+            <w:u w:val="single"/>
+          </w:rPr>
+        </w:r>
+      </w:hyperlink>
     </w:p>
     <w:p>
       <w:pPr>
-        <w:spacing w:after="60" w:line="276" w:lineRule="auto"/>
+        <w:spacing w:after="70" w:line="276" w:lineRule="auto"/>
         <w:jc w:val="both"/>
       </w:pPr>
       <w:r>
         <w:rPr>
           <w:rFonts w:ascii="Times New Roman" w:hAnsi="Times New Roman"/>
-          <w:sz w:val="21"/>
+          <w:b/>
+          <w:sz w:val="20"/>
         </w:rPr>
-        <w:t>5. Healey, G.E., Kondepudy, R.: Radiometric CCD camera calibration and noise estimation. IEEE Transactions on Pattern Analysis and Machine Intelligence 16(3), 267–276 (1994). https://doi.org/10.1109/34.276126</w:t>
+        <w:t xml:space="preserve">5. </w:t>
       </w:r>
+      <w:r>
+        <w:rPr>
+          <w:rFonts w:ascii="Times New Roman" w:hAnsi="Times New Roman"/>
+          <w:sz w:val="20"/>
+        </w:rPr>
+        <w:t xml:space="preserve">Kumari, L., Mittal, N., Modi, M.: Comparative analysis of noise reduction filters for medical images. In: Proceedings of Signal &amp; Image Processing Applications, ResearchGate (2024) </w:t>
+      </w:r>
+      <w:hyperlink r:id="rId15">
+        <w:r>
+          <w:t>https://www.researchgate.net/publication/379162688_Comparative_Analysis_of_Noise_Reduction_Filters_for_Medical_Images</w:t>
+          <w:rPr>
+            <w:rFonts w:ascii="Times New Roman" w:hAnsi="Times New Roman"/>
+            <w:sz w:val="20"/>
+            <w:color w:val="0066CC"/>
+            <w:u w:val="single"/>
+          </w:rPr>
+        </w:r>
+      </w:hyperlink>
     </w:p>
     <w:p>
       <w:pPr>
-        <w:spacing w:after="60" w:line="276" w:lineRule="auto"/>
+        <w:spacing w:after="70" w:line="276" w:lineRule="auto"/>
         <w:jc w:val="both"/>
       </w:pPr>
       <w:r>
         <w:rPr>
           <w:rFonts w:ascii="Times New Roman" w:hAnsi="Times New Roman"/>
-          <w:sz w:val="21"/>
+          <w:b/>
+          <w:sz w:val="20"/>
         </w:rPr>
-        <w:t>6. Ramanath, R., Snyder, W.E., Bilbro, G.L., Sander, W.A.: Demosaicking: Methods and evaluations. IEEE Transactions on Image Processing 11(3), 245–255 (2002). https://doi.org/10.1109/83.988956</w:t>
+        <w:t xml:space="preserve">6. </w:t>
       </w:r>
+      <w:r>
+        <w:rPr>
+          <w:rFonts w:ascii="Times New Roman" w:hAnsi="Times New Roman"/>
+          <w:sz w:val="20"/>
+        </w:rPr>
+        <w:t xml:space="preserve">Lee, J.: Development of alternative filters to enhance the quality of digital images. ResearchGate / Digital Imaging Systems (2024) </w:t>
+      </w:r>
+      <w:hyperlink r:id="rId16">
+        <w:r>
+          <w:t>https://www.researchgate.net/publication/379091587_Development_of_Alternative_Filters_to_Enhance_the_Quality_of_Digital_Images</w:t>
+          <w:rPr>
+            <w:rFonts w:ascii="Times New Roman" w:hAnsi="Times New Roman"/>
+            <w:sz w:val="20"/>
+            <w:color w:val="0066CC"/>
+            <w:u w:val="single"/>
+          </w:rPr>
+        </w:r>
+      </w:hyperlink>
     </w:p>
     <w:p>
       <w:pPr>
-        <w:spacing w:after="60" w:line="276" w:lineRule="auto"/>
+        <w:spacing w:after="70" w:line="276" w:lineRule="auto"/>
         <w:jc w:val="both"/>
       </w:pPr>
       <w:r>
         <w:rPr>
           <w:rFonts w:ascii="Times New Roman" w:hAnsi="Times New Roman"/>
-          <w:sz w:val="21"/>
+          <w:b/>
+          <w:sz w:val="20"/>
         </w:rPr>
-        <w:t>7. Tomasi, C., Manduchi, R.: Bilateral filtering for gray and color images. In: Proceedings of the IEEE International Conference on Computer Vision (ICCV), pp. 839–846 (1998). https://doi.org/10.1109/ICCV.1998.710815</w:t>
+        <w:t xml:space="preserve">7. </w:t>
       </w:r>
+      <w:r>
+        <w:rPr>
+          <w:rFonts w:ascii="Times New Roman" w:hAnsi="Times New Roman"/>
+          <w:sz w:val="20"/>
+        </w:rPr>
+        <w:t xml:space="preserve">Jebur, R.S., Bin Mohamed Zabil, M.H., Hammood, D.A., Cheng, L.K.: A comprehensive review of image denoising in deep learning. Multimedia Tools and Applications 83, 45671–45712 (2023). https://doi.org/10.1007/s11042-023-17468-2 </w:t>
+      </w:r>
+      <w:hyperlink r:id="rId17">
+        <w:r>
+          <w:t>https://link.springer.com/article/10.1007/s11042-023-17468-2</w:t>
+          <w:rPr>
+            <w:rFonts w:ascii="Times New Roman" w:hAnsi="Times New Roman"/>
+            <w:sz w:val="20"/>
+            <w:color w:val="0066CC"/>
+            <w:u w:val="single"/>
+          </w:rPr>
+        </w:r>
+      </w:hyperlink>
     </w:p>
     <w:p>
       <w:pPr>
-        <w:spacing w:after="60" w:line="276" w:lineRule="auto"/>
+        <w:spacing w:after="70" w:line="276" w:lineRule="auto"/>
         <w:jc w:val="both"/>
       </w:pPr>
       <w:r>
         <w:rPr>
           <w:rFonts w:ascii="Times New Roman" w:hAnsi="Times New Roman"/>
-          <w:sz w:val="21"/>
+          <w:b/>
+          <w:sz w:val="20"/>
         </w:rPr>
-        <w:t>8. Buades, A., Coll, B., Morel, J.-M.: A non-local algorithm for image denoising. In: Proceedings of the IEEE Computer Society Conference on Computer Vision and Pattern Recognition (CVPR), vol. 2, pp. 60–65 (2005). https://doi.org/10.1109/CVPR.2005.38</w:t>
+        <w:t xml:space="preserve">8. </w:t>
       </w:r>
+      <w:r>
+        <w:rPr>
+          <w:rFonts w:ascii="Times New Roman" w:hAnsi="Times New Roman"/>
+          <w:sz w:val="20"/>
+        </w:rPr>
+        <w:t xml:space="preserve">Mittal, S., et al.: LIVENet: A novel network for real-world low-light image denoising and enhancement. In: Proceedings of the IEEE/CVF Winter Conference on Applications of Computer Vision (WACV), pp. 2960–2970 (2024). https://doi.org/10.1109/WACV57701.2024.00295 </w:t>
+      </w:r>
+      <w:hyperlink r:id="rId18">
+        <w:r>
+          <w:t>https://ieeexplore.ieee.org/document/10483686</w:t>
+          <w:rPr>
+            <w:rFonts w:ascii="Times New Roman" w:hAnsi="Times New Roman"/>
+            <w:sz w:val="20"/>
+            <w:color w:val="0066CC"/>
+            <w:u w:val="single"/>
+          </w:rPr>
+        </w:r>
+      </w:hyperlink>
     </w:p>
     <w:p>
       <w:pPr>
-        <w:spacing w:after="60" w:line="276" w:lineRule="auto"/>
+        <w:spacing w:after="70" w:line="276" w:lineRule="auto"/>
         <w:jc w:val="both"/>
       </w:pPr>
       <w:r>
         <w:rPr>
           <w:rFonts w:ascii="Times New Roman" w:hAnsi="Times New Roman"/>
-          <w:sz w:val="21"/>
+          <w:b/>
+          <w:sz w:val="20"/>
         </w:rPr>
-        <w:t>9. Dabov, K., Foi, A., Katkovnik, V., Egiazarian, K.: Image denoising by sparse 3-D transform-domain collaborative filtering. IEEE Transactions on Image Processing 16(8), 2080–2095 (2007). https://doi.org/10.1109/TIP.2007.901238</w:t>
+        <w:t xml:space="preserve">9. </w:t>
       </w:r>
+      <w:r>
+        <w:rPr>
+          <w:rFonts w:ascii="Times New Roman" w:hAnsi="Times New Roman"/>
+          <w:sz w:val="20"/>
+        </w:rPr>
+        <w:t xml:space="preserve">Zhou, Z., Chen, Y., Zhou, Y.: Deep dynamic memory augmented attentional dictionary learning for image denoising. IEEE Transactions on Circuits and Systems for Video Technology 33(9), 4668–4682 (2023). https://doi.org/10.1109/TCSVT.2023.3240212 </w:t>
+      </w:r>
+      <w:hyperlink r:id="rId19">
+        <w:r>
+          <w:t>https://ieeexplore.ieee.org/abstract/document/10054440</w:t>
+          <w:rPr>
+            <w:rFonts w:ascii="Times New Roman" w:hAnsi="Times New Roman"/>
+            <w:sz w:val="20"/>
+            <w:color w:val="0066CC"/>
+            <w:u w:val="single"/>
+          </w:rPr>
+        </w:r>
+      </w:hyperlink>
     </w:p>
     <w:p>
       <w:pPr>
-        <w:spacing w:after="60" w:line="276" w:lineRule="auto"/>
+        <w:spacing w:after="70" w:line="276" w:lineRule="auto"/>
         <w:jc w:val="both"/>
       </w:pPr>
       <w:r>
         <w:rPr>
           <w:rFonts w:ascii="Times New Roman" w:hAnsi="Times New Roman"/>
-          <w:sz w:val="21"/>
+          <w:b/>
+          <w:sz w:val="20"/>
         </w:rPr>
-        <w:t>10. Foi, A., Trimeche, M., Katkovnik, V., Egiazarian, K.: Practical Poissonian-Gaussian noise modeling and fitting for single-image raw-data. IEEE Transactions on Image Processing 17(10), 1737–1754 (2008). https://doi.org/10.1109/TIP.2008.2001399</w:t>
+        <w:t xml:space="preserve">10. </w:t>
       </w:r>
+      <w:r>
+        <w:rPr>
+          <w:rFonts w:ascii="Times New Roman" w:hAnsi="Times New Roman"/>
+          <w:sz w:val="20"/>
+        </w:rPr>
+        <w:t xml:space="preserve">Gupta, O., Kalapala, I.N., Bhurchandi, K.M.: Enhancing image denoising performance through a family of algorithms. In: 6th International Conference on Information Systems and Computer Networks (ISCON), IEEE, pp. 1–6 (2023). https://doi.org/10.1109/ISCON57788.2023.10136117 </w:t>
+      </w:r>
+      <w:hyperlink r:id="rId20">
+        <w:r>
+          <w:t>https://ieeexplore.ieee.org/abstract/document/10136117</w:t>
+          <w:rPr>
+            <w:rFonts w:ascii="Times New Roman" w:hAnsi="Times New Roman"/>
+            <w:sz w:val="20"/>
+            <w:color w:val="0066CC"/>
+            <w:u w:val="single"/>
+          </w:rPr>
+        </w:r>
+      </w:hyperlink>
     </w:p>
     <w:p>
       <w:pPr>
-        <w:spacing w:after="60" w:line="276" w:lineRule="auto"/>
+        <w:spacing w:after="70" w:line="276" w:lineRule="auto"/>
         <w:jc w:val="both"/>
       </w:pPr>
       <w:r>
         <w:rPr>
           <w:rFonts w:ascii="Times New Roman" w:hAnsi="Times New Roman"/>
-          <w:sz w:val="21"/>
+          <w:b/>
+          <w:sz w:val="20"/>
         </w:rPr>
-        <w:t>11. Zhang, K., Zuo, W., Chen, Y., Meng, D., Zhang, L.: Beyond a Gaussian denoiser: Residual learning of deep CNN for image denoising. IEEE Transactions on Image Processing 26(7), 3142–3155 (2017). https://doi.org/10.1109/TIP.2017.2662206</w:t>
+        <w:t xml:space="preserve">11. </w:t>
       </w:r>
+      <w:r>
+        <w:rPr>
+          <w:rFonts w:ascii="Times New Roman" w:hAnsi="Times New Roman"/>
+          <w:sz w:val="20"/>
+        </w:rPr>
+        <w:t xml:space="preserve">Zhou, L., Zhou, D., Yang, H., Yang, S., Nie, L.: Multi-scale network toward real-world image denoising. International Journal of Machine Learning and Cybernetics 14, 1109–1123 (2023). https://doi.org/10.1007/s13042-022-01694-5 </w:t>
+      </w:r>
+      <w:hyperlink r:id="rId21">
+        <w:r>
+          <w:t>https://link.springer.com/article/10.1007/s13042-022-01694-5</w:t>
+          <w:rPr>
+            <w:rFonts w:ascii="Times New Roman" w:hAnsi="Times New Roman"/>
+            <w:sz w:val="20"/>
+            <w:color w:val="0066CC"/>
+            <w:u w:val="single"/>
+          </w:rPr>
+        </w:r>
+      </w:hyperlink>
     </w:p>
     <w:p>
       <w:pPr>
-        <w:spacing w:after="60" w:line="276" w:lineRule="auto"/>
+        <w:spacing w:after="70" w:line="276" w:lineRule="auto"/>
         <w:jc w:val="both"/>
       </w:pPr>
       <w:r>
         <w:rPr>
           <w:rFonts w:ascii="Times New Roman" w:hAnsi="Times New Roman"/>
-          <w:sz w:val="21"/>
+          <w:b/>
+          <w:sz w:val="20"/>
         </w:rPr>
-        <w:t>12. Ronneberger, O., Fischer, P., Brox, T.: U-Net: Convolutional networks for biomedical image segmentation. In: Medical Image Computing and Computer-Assisted Intervention (MICCAI), LNCS, vol. 9351, pp. 234–241. Springer, Cham (2015). https://doi.org/10.1007/978-3-319-24574-4_28</w:t>
+        <w:t xml:space="preserve">12. </w:t>
       </w:r>
+      <w:r>
+        <w:rPr>
+          <w:rFonts w:ascii="Times New Roman" w:hAnsi="Times New Roman"/>
+          <w:sz w:val="20"/>
+        </w:rPr>
+        <w:t xml:space="preserve">Ulu, A., Yildiz, G., Dizdaroğlu, B.: MLFAN: Multilevel feature attention network with texture prior for image denoising. IEEE Access 11, 35647–35661 (2023). https://doi.org/10.1109/ACCESS.2023.3262657 </w:t>
+      </w:r>
+      <w:hyperlink r:id="rId22">
+        <w:r>
+          <w:t>https://ieeexplore.ieee.org/abstract/document/10092851</w:t>
+          <w:rPr>
+            <w:rFonts w:ascii="Times New Roman" w:hAnsi="Times New Roman"/>
+            <w:sz w:val="20"/>
+            <w:color w:val="0066CC"/>
+            <w:u w:val="single"/>
+          </w:rPr>
+        </w:r>
+      </w:hyperlink>
     </w:p>
     <w:p>
       <w:pPr>
-        <w:spacing w:after="60" w:line="276" w:lineRule="auto"/>
+        <w:spacing w:after="70" w:line="276" w:lineRule="auto"/>
         <w:jc w:val="both"/>
       </w:pPr>
       <w:r>
         <w:rPr>
           <w:rFonts w:ascii="Times New Roman" w:hAnsi="Times New Roman"/>
-          <w:sz w:val="21"/>
+          <w:b/>
+          <w:sz w:val="20"/>
         </w:rPr>
-        <w:t>13. Isola, P., Zhu, J.-Y., Zhou, T., Efros, A.A.: Image-to-image translation with conditional adversarial networks. In: Proceedings of the IEEE Conference on Computer Vision and Pattern Recognition (CVPR), pp. 1125–1134 (2017). https://doi.org/10.1109/CVPR.2017.632</w:t>
+        <w:t xml:space="preserve">13. </w:t>
       </w:r>
+      <w:r>
+        <w:rPr>
+          <w:rFonts w:ascii="Times New Roman" w:hAnsi="Times New Roman"/>
+          <w:sz w:val="20"/>
+        </w:rPr>
+        <w:t xml:space="preserve">Zhang, G., Zhang, G., Lu, Q., Bo, Y., Zhou, X.: Application of improved Canny algorithm in image edge detection of transmission lines. In: 2023 International Conference on Image Processing, Computer Vision and Machine Learning (ICICML), IEEE, pp. 312–316 (2024). https://doi.org/10.1109/ICICML60634.2024.10424911 </w:t>
+      </w:r>
+      <w:hyperlink r:id="rId23">
+        <w:r>
+          <w:t>https://ieeexplore.ieee.org/abstract/document/10424911</w:t>
+          <w:rPr>
+            <w:rFonts w:ascii="Times New Roman" w:hAnsi="Times New Roman"/>
+            <w:sz w:val="20"/>
+            <w:color w:val="0066CC"/>
+            <w:u w:val="single"/>
+          </w:rPr>
+        </w:r>
+      </w:hyperlink>
     </w:p>
     <w:p>
       <w:pPr>
-        <w:spacing w:after="60" w:line="276" w:lineRule="auto"/>
+        <w:spacing w:after="70" w:line="276" w:lineRule="auto"/>
         <w:jc w:val="both"/>
       </w:pPr>
       <w:r>
         <w:rPr>
           <w:rFonts w:ascii="Times New Roman" w:hAnsi="Times New Roman"/>
-          <w:sz w:val="21"/>
+          <w:b/>
+          <w:sz w:val="20"/>
         </w:rPr>
-        <w:t>14. Abdelhamed, A., Lin, S., Brown, M.S.: A high-quality smartphone dataset for image denoising. In: Proceedings of the IEEE Conference on Computer Vision and Pattern Recognition (CVPR), pp. 1692–1700 (2018). https://doi.org/10.1109/CVPR.2018.00182</w:t>
+        <w:t xml:space="preserve">14. </w:t>
       </w:r>
+      <w:r>
+        <w:rPr>
+          <w:rFonts w:ascii="Times New Roman" w:hAnsi="Times New Roman"/>
+          <w:sz w:val="20"/>
+        </w:rPr>
+        <w:t xml:space="preserve">Ranganath, A., Santiago, F., DeGuchy, O., Singhal, M., Marcia, R.F.: Recurrent neural imaging: An evolutionary approach for mixed Poisson-Gaussian image denoising. In: 2023 IEEE International Conference on Image Processing and Machine Vision (DISCOVERY), IEEE, pp. 1–6 (2023). https://doi.org/10.1109/DISCOVERY56942.2023.10069162 </w:t>
+      </w:r>
+      <w:hyperlink r:id="rId24">
+        <w:r>
+          <w:t>https://ieeexplore.ieee.org/abstract/document/10069162/</w:t>
+          <w:rPr>
+            <w:rFonts w:ascii="Times New Roman" w:hAnsi="Times New Roman"/>
+            <w:sz w:val="20"/>
+            <w:color w:val="0066CC"/>
+            <w:u w:val="single"/>
+          </w:rPr>
+        </w:r>
+      </w:hyperlink>
     </w:p>
     <w:p>
       <w:pPr>
-        <w:spacing w:after="60" w:line="276" w:lineRule="auto"/>
+        <w:spacing w:after="70" w:line="276" w:lineRule="auto"/>
         <w:jc w:val="both"/>
       </w:pPr>
       <w:r>
         <w:rPr>
           <w:rFonts w:ascii="Times New Roman" w:hAnsi="Times New Roman"/>
-          <w:sz w:val="21"/>
+          <w:b/>
+          <w:sz w:val="20"/>
         </w:rPr>
-        <w:t>15. Plotz, T., Roth, S.: Benchmarking denoising algorithms with real photographs. In: Proceedings of the IEEE Conference on Computer Vision and Pattern Recognition (CVPR), pp. 1586–1595 (2017). https://doi.org/10.1109/CVPR.2017.173</w:t>
+        <w:t xml:space="preserve">15. </w:t>
       </w:r>
+      <w:r>
+        <w:rPr>
+          <w:rFonts w:ascii="Times New Roman" w:hAnsi="Times New Roman"/>
+          <w:sz w:val="20"/>
+        </w:rPr>
+        <w:t xml:space="preserve">Direk, T.: Image denoising by linear regression on non-local means algorithm. Signal, Image and Video Processing 18, 3185–3194 (2024). https://doi.org/10.1007/s11760-024-03086-4 </w:t>
+      </w:r>
+      <w:hyperlink r:id="rId25">
+        <w:r>
+          <w:t>https://link.springer.com/article/10.1007/s11760-024-03086-4</w:t>
+          <w:rPr>
+            <w:rFonts w:ascii="Times New Roman" w:hAnsi="Times New Roman"/>
+            <w:sz w:val="20"/>
+            <w:color w:val="0066CC"/>
+            <w:u w:val="single"/>
+          </w:rPr>
+        </w:r>
+      </w:hyperlink>
     </w:p>
     <w:p>
       <w:pPr>
-        <w:spacing w:after="60" w:line="276" w:lineRule="auto"/>
+        <w:spacing w:after="70" w:line="276" w:lineRule="auto"/>
         <w:jc w:val="both"/>
       </w:pPr>
       <w:r>
         <w:rPr>
           <w:rFonts w:ascii="Times New Roman" w:hAnsi="Times New Roman"/>
-          <w:sz w:val="21"/>
+          <w:b/>
+          <w:sz w:val="20"/>
         </w:rPr>
-        <w:t>16. Lebrun, M., Colom, M., Buades, A., Morel, J.-M.: Secrets of image denoising cuisine. Acta Numerica 21, 511–676 (2012). https://doi.org/10.1017/S0962492912000041</w:t>
+        <w:t xml:space="preserve">16. </w:t>
       </w:r>
+      <w:r>
+        <w:rPr>
+          <w:rFonts w:ascii="Times New Roman" w:hAnsi="Times New Roman"/>
+          <w:sz w:val="20"/>
+        </w:rPr>
+        <w:t xml:space="preserve">Delbracio, M., Kelly, D., Brown, M.S., Milanfar, P.: Mobile computational photography: A tour. Annual Review of Vision Science 7, 571–604 (2021). https://doi.org/10.1146/annurev-vision-093020-112830 </w:t>
+      </w:r>
+      <w:hyperlink r:id="rId26">
+        <w:r>
+          <w:t>https://doi.org/10.1146/annurev-vision-093020-112830</w:t>
+          <w:rPr>
+            <w:rFonts w:ascii="Times New Roman" w:hAnsi="Times New Roman"/>
+            <w:sz w:val="20"/>
+            <w:color w:val="0066CC"/>
+            <w:u w:val="single"/>
+          </w:rPr>
+        </w:r>
+      </w:hyperlink>
     </w:p>
     <w:p>
       <w:pPr>
-        <w:spacing w:after="60" w:line="276" w:lineRule="auto"/>
+        <w:spacing w:after="70" w:line="276" w:lineRule="auto"/>
         <w:jc w:val="both"/>
       </w:pPr>
       <w:r>
         <w:rPr>
           <w:rFonts w:ascii="Times New Roman" w:hAnsi="Times New Roman"/>
-          <w:sz w:val="21"/>
+          <w:b/>
+          <w:sz w:val="20"/>
         </w:rPr>
-        <w:t>17. Zhang, K., Zuo, W., Zhang, L.: FFDNet: Toward a fast and flexible discriminative CNN denoiser. IEEE Transactions on Image Processing 27(9), 4608–4622 (2018). https://doi.org/10.1109/TIP.2018.2839891</w:t>
+        <w:t xml:space="preserve">17. </w:t>
       </w:r>
+      <w:r>
+        <w:rPr>
+          <w:rFonts w:ascii="Times New Roman" w:hAnsi="Times New Roman"/>
+          <w:sz w:val="20"/>
+        </w:rPr>
+        <w:t xml:space="preserve">Zhang, K., Zuo, W., Chen, Y., Meng, D., Zhang, L.: Beyond a Gaussian denoiser: Residual learning of deep CNN for image denoising. IEEE Transactions on Image Processing 26(7), 3142–3155 (2017). https://doi.org/10.1109/TIP.2017.2662206 </w:t>
+      </w:r>
+      <w:hyperlink r:id="rId27">
+        <w:r>
+          <w:t>https://doi.org/10.1109/TIP.2017.2662206</w:t>
+          <w:rPr>
+            <w:rFonts w:ascii="Times New Roman" w:hAnsi="Times New Roman"/>
+            <w:sz w:val="20"/>
+            <w:color w:val="0066CC"/>
+            <w:u w:val="single"/>
+          </w:rPr>
+        </w:r>
+      </w:hyperlink>
     </w:p>
     <w:p>
       <w:pPr>
-        <w:spacing w:after="60" w:line="276" w:lineRule="auto"/>
+        <w:spacing w:after="70" w:line="276" w:lineRule="auto"/>
         <w:jc w:val="both"/>
       </w:pPr>
       <w:r>
         <w:rPr>
           <w:rFonts w:ascii="Times New Roman" w:hAnsi="Times New Roman"/>
-          <w:sz w:val="21"/>
+          <w:b/>
+          <w:sz w:val="20"/>
         </w:rPr>
-        <w:t>18. Guo, S., Yan, Z., Zhang, K., Zuo, W., Zhang, L.: Toward convolutional blind denoising of real photographs. In: Proceedings of the IEEE Conference on Computer Vision and Pattern Recognition (CVPR), pp. 1712–1722 (2019). https://doi.org/10.1109/CVPR.2019.00181</w:t>
+        <w:t xml:space="preserve">18. </w:t>
       </w:r>
+      <w:r>
+        <w:rPr>
+          <w:rFonts w:ascii="Times New Roman" w:hAnsi="Times New Roman"/>
+          <w:sz w:val="20"/>
+        </w:rPr>
+        <w:t xml:space="preserve">Ronneberger, O., Fischer, P., Brox, T.: U-Net: Convolutional networks for biomedical image segmentation. In: Medical Image Computing and Computer-Assisted Intervention (MICCAI), LNCS, vol. 9351, pp. 234–241. Springer, Cham (2015). https://doi.org/10.1007/978-3-319-24574-4_28 </w:t>
+      </w:r>
+      <w:hyperlink r:id="rId28">
+        <w:r>
+          <w:t>https://doi.org/10.1007/978-3-319-24574-4_28</w:t>
+          <w:rPr>
+            <w:rFonts w:ascii="Times New Roman" w:hAnsi="Times New Roman"/>
+            <w:sz w:val="20"/>
+            <w:color w:val="0066CC"/>
+            <w:u w:val="single"/>
+          </w:rPr>
+        </w:r>
+      </w:hyperlink>
     </w:p>
     <w:p>
       <w:pPr>
-        <w:spacing w:after="60" w:line="276" w:lineRule="auto"/>
+        <w:spacing w:after="70" w:line="276" w:lineRule="auto"/>
         <w:jc w:val="both"/>
       </w:pPr>
       <w:r>
         <w:rPr>
           <w:rFonts w:ascii="Times New Roman" w:hAnsi="Times New Roman"/>
-          <w:sz w:val="21"/>
+          <w:b/>
+          <w:sz w:val="20"/>
         </w:rPr>
-        <w:t>19. Oktay, O., et al.: Attention U-Net: Learning where to look for the pancreas. In: Proceedings of Medical Imaging with Deep Learning (MIDL), pp. 1–10 (2018)</w:t>
+        <w:t xml:space="preserve">19. </w:t>
       </w:r>
+      <w:r>
+        <w:rPr>
+          <w:rFonts w:ascii="Times New Roman" w:hAnsi="Times New Roman"/>
+          <w:sz w:val="20"/>
+        </w:rPr>
+        <w:t xml:space="preserve">Foi, A., Trimeche, M., Katkovnik, V., Egiazarian, K.: Practical Poissonian-Gaussian noise modeling and fitting for single-image raw-data. IEEE Transactions on Image Processing 17(10), 1737–1754 (2008). https://doi.org/10.1109/TIP.2008.2001399 </w:t>
+      </w:r>
+      <w:hyperlink r:id="rId29">
+        <w:r>
+          <w:t>https://doi.org/10.1109/TIP.2008.2001399</w:t>
+          <w:rPr>
+            <w:rFonts w:ascii="Times New Roman" w:hAnsi="Times New Roman"/>
+            <w:sz w:val="20"/>
+            <w:color w:val="0066CC"/>
+            <w:u w:val="single"/>
+          </w:rPr>
+        </w:r>
+      </w:hyperlink>
     </w:p>
     <w:p>
       <w:pPr>
-        <w:spacing w:after="60" w:line="276" w:lineRule="auto"/>
+        <w:spacing w:after="70" w:line="276" w:lineRule="auto"/>
         <w:jc w:val="both"/>
       </w:pPr>
       <w:r>
         <w:rPr>
           <w:rFonts w:ascii="Times New Roman" w:hAnsi="Times New Roman"/>
-          <w:sz w:val="21"/>
+          <w:b/>
+          <w:sz w:val="20"/>
         </w:rPr>
-        <w:t>20. Zhang, Z., Liu, Q., Wang, Y.: Road extraction by deep residual U-Net. IEEE Geoscience and Remote Sensing Letters 15(5), 749–753 (2018). https://doi.org/10.1109/LGRS.2018.2802944</w:t>
+        <w:t xml:space="preserve">20. </w:t>
       </w:r>
+      <w:r>
+        <w:rPr>
+          <w:rFonts w:ascii="Times New Roman" w:hAnsi="Times New Roman"/>
+          <w:sz w:val="20"/>
+        </w:rPr>
+        <w:t xml:space="preserve">Abdelhamed, A., Lin, S., Brown, M.S.: A high-quality smartphone dataset for image denoising. In: Proceedings of the IEEE Conference on Computer Vision and Pattern Recognition (CVPR), pp. 1692–1700 (2018). https://doi.org/10.1109/CVPR.2018.00182 </w:t>
+      </w:r>
+      <w:hyperlink r:id="rId30">
+        <w:r>
+          <w:t>https://doi.org/10.1109/CVPR.2018.00182</w:t>
+          <w:rPr>
+            <w:rFonts w:ascii="Times New Roman" w:hAnsi="Times New Roman"/>
+            <w:sz w:val="20"/>
+            <w:color w:val="0066CC"/>
+            <w:u w:val="single"/>
+          </w:rPr>
+        </w:r>
+      </w:hyperlink>
     </w:p>
     <w:p>
       <w:pPr>
-        <w:spacing w:after="60" w:line="276" w:lineRule="auto"/>
+        <w:spacing w:after="70" w:line="276" w:lineRule="auto"/>
         <w:jc w:val="both"/>
       </w:pPr>
       <w:r>
         <w:rPr>
           <w:rFonts w:ascii="Times New Roman" w:hAnsi="Times New Roman"/>
-          <w:sz w:val="21"/>
+          <w:b/>
+          <w:sz w:val="20"/>
         </w:rPr>
-        <w:t>21. Huang, Y., et al.: Evaluation of tiling strategies for deep learning image restoration on ultra-high-resolution images. IEEE Access 9, 84120–84131 (2021). https://doi.org/10.1109/ACCESS.2021.3087265</w:t>
+        <w:t xml:space="preserve">21. </w:t>
       </w:r>
+      <w:r>
+        <w:rPr>
+          <w:rFonts w:ascii="Times New Roman" w:hAnsi="Times New Roman"/>
+          <w:sz w:val="20"/>
+        </w:rPr>
+        <w:t xml:space="preserve">Huang, Y., et al.: Evaluation of tiling strategies for deep learning image restoration on ultra-high-resolution images. IEEE Access 9, 84120–84131 (2021). https://doi.org/10.1109/ACCESS.2021.3087265 </w:t>
+      </w:r>
+      <w:hyperlink r:id="rId31">
+        <w:r>
+          <w:t>https://doi.org/10.1109/ACCESS.2021.3087265</w:t>
+          <w:rPr>
+            <w:rFonts w:ascii="Times New Roman" w:hAnsi="Times New Roman"/>
+            <w:sz w:val="20"/>
+            <w:color w:val="0066CC"/>
+            <w:u w:val="single"/>
+          </w:rPr>
+        </w:r>
+      </w:hyperlink>
     </w:p>
     <w:p>
       <w:pPr>
-        <w:spacing w:after="60" w:line="276" w:lineRule="auto"/>
+        <w:spacing w:after="70" w:line="276" w:lineRule="auto"/>
         <w:jc w:val="both"/>
       </w:pPr>
       <w:r>
         <w:rPr>
           <w:rFonts w:ascii="Times New Roman" w:hAnsi="Times New Roman"/>
-          <w:sz w:val="21"/>
+          <w:b/>
+          <w:sz w:val="20"/>
         </w:rPr>
-        <w:t>22. Szeliski, R.: Computer Vision: Algorithms and Applications, 2nd edn. Springer, Cham (2022). https://doi.org/10.1007/978-3-030-34372-9</w:t>
+        <w:t xml:space="preserve">22. </w:t>
       </w:r>
+      <w:r>
+        <w:rPr>
+          <w:rFonts w:ascii="Times New Roman" w:hAnsi="Times New Roman"/>
+          <w:sz w:val="20"/>
+        </w:rPr>
+        <w:t xml:space="preserve">Immerkaer, J.: Fast noise variance estimation. Computer Vision and Image Understanding 64(2), 300–302 (1996). https://doi.org/10.1006/cviu.1996.0060 </w:t>
+      </w:r>
+      <w:hyperlink r:id="rId32">
+        <w:r>
+          <w:t>https://doi.org/10.1006/cviu.1996.0060</w:t>
+          <w:rPr>
+            <w:rFonts w:ascii="Times New Roman" w:hAnsi="Times New Roman"/>
+            <w:sz w:val="20"/>
+            <w:color w:val="0066CC"/>
+            <w:u w:val="single"/>
+          </w:rPr>
+        </w:r>
+      </w:hyperlink>
     </w:p>
     <w:p>
       <w:pPr>
-        <w:spacing w:after="60" w:line="276" w:lineRule="auto"/>
+        <w:spacing w:after="70" w:line="276" w:lineRule="auto"/>
         <w:jc w:val="both"/>
       </w:pPr>
       <w:r>
         <w:rPr>
           <w:rFonts w:ascii="Times New Roman" w:hAnsi="Times New Roman"/>
-          <w:sz w:val="21"/>
+          <w:b/>
+          <w:sz w:val="20"/>
         </w:rPr>
-        <w:t>23. Shelhamer, E., Long, J., Darrell, T.: Fully convolutional networks for semantic segmentation. IEEE Transactions on Pattern Analysis and Machine Intelligence 39(4), 640–651 (2017). https://doi.org/10.1109/TPAMI.2016.2572683</w:t>
+        <w:t xml:space="preserve">23. </w:t>
       </w:r>
-    </w:p>
-    <w:p>
-      <w:pPr>
-        <w:spacing w:after="60" w:line="276" w:lineRule="auto"/>
-        <w:jc w:val="both"/>
-      </w:pPr>
       <w:r>
         <w:rPr>
           <w:rFonts w:ascii="Times New Roman" w:hAnsi="Times New Roman"/>
-          <w:sz w:val="21"/>
+          <w:sz w:val="20"/>
         </w:rPr>
-        <w:t>24. Ramirez, S.: FastAPI: Modern, fast web framework for building APIs with Python. PyCon US (2020)</w:t>
-      </w:r>
-    </w:p>
-    <w:p>
-      <w:pPr>
-        <w:spacing w:after="60" w:line="276" w:lineRule="auto"/>
-        <w:jc w:val="both"/>
-      </w:pPr>
-      <w:r>
-        <w:rPr>
-          <w:rFonts w:ascii="Times New Roman" w:hAnsi="Times New Roman"/>
-          <w:sz w:val="21"/>
-        </w:rPr>
-        <w:t>25. Anwar, S., Barnes, N.: Real image denoising with feature attention. In: Proceedings of the IEEE/CVF International Conference on Computer Vision (ICCV), pp. 3155–3164 (2019). https://doi.org/10.1109/ICCV.2019.00325</w:t>
-      </w:r>
-    </w:p>
-    <w:p>
-      <w:pPr>
-        <w:spacing w:after="60" w:line="276" w:lineRule="auto"/>
-        <w:jc w:val="both"/>
-      </w:pPr>
-      <w:r>
-        <w:rPr>
-          <w:rFonts w:ascii="Times New Roman" w:hAnsi="Times New Roman"/>
-          <w:sz w:val="21"/>
-        </w:rPr>
-        <w:t>26. Zamir, S.W., Arora, A., Khan, S., Hayat, M., Khan, F.S., Yang, M.-H.: Restormer: Efficient transformer for high-resolution image restoration. In: Proceedings of the IEEE/CVF Conference on Computer Vision and Pattern Recognition (CVPR), pp. 5728–5739 (2022). https://doi.org/10.1109/CVPR52688.2022.00564</w:t>
-      </w:r>
-    </w:p>
-    <w:p>
-      <w:pPr>
-        <w:spacing w:after="60" w:line="276" w:lineRule="auto"/>
-        <w:jc w:val="both"/>
-      </w:pPr>
-      <w:r>
-        <w:rPr>
-          <w:rFonts w:ascii="Times New Roman" w:hAnsi="Times New Roman"/>
-          <w:sz w:val="21"/>
-        </w:rPr>
-        <w:t>27. Immerkaer, J.: Fast noise variance estimation. Computer Vision and Image Understanding 64(2), 300–302 (1996). https://doi.org/10.1006/cviu.1996.0060</w:t>
-      </w:r>
-    </w:p>
-    <w:p>
-      <w:pPr>
-        <w:spacing w:after="60" w:line="276" w:lineRule="auto"/>
-        <w:jc w:val="both"/>
-      </w:pPr>
-      <w:r>
-        <w:rPr>
-          <w:rFonts w:ascii="Times New Roman" w:hAnsi="Times New Roman"/>
-          <w:sz w:val="21"/>
-        </w:rPr>
-        <w:t>28. Demšar, J.: Statistical comparisons of classifiers over multiple data sets. Journal of Machine Learning Research 7, 1–30 (2006)</w:t>
-      </w:r>
-    </w:p>
-    <w:p>
-      <w:pPr>
-        <w:spacing w:after="60" w:line="276" w:lineRule="auto"/>
-        <w:jc w:val="both"/>
-      </w:pPr>
-      <w:r>
-        <w:rPr>
-          <w:rFonts w:ascii="Times New Roman" w:hAnsi="Times New Roman"/>
-          <w:sz w:val="21"/>
-        </w:rPr>
-        <w:t>29. Zhang, R., Isola, P., Efros, A.A., Shechtman, E., Wang, O.: The unreasonable effectiveness of deep features as a perceptual metric. In: Proceedings of the IEEE Conference on Computer Vision and Pattern Recognition (CVPR), pp. 586–595 (2018). https://doi.org/10.1109/CVPR.2018.00068</w:t>
+        <w:t xml:space="preserve">Demšar, J.: Statistical comparisons of classifiers over multiple data sets. Journal of Machine Learning Research 7, 1–30 (2006) </w:t>
       </w:r>
     </w:p>
     <w:sectPr>

--- a/paper/Springer_Nature_Manuscript_NeuroClean.docx
+++ b/paper/Springer_Nature_Manuscript_NeuroClean.docx
@@ -2297,7 +2297,7 @@
           <w:rFonts w:ascii="Times New Roman" w:hAnsi="Times New Roman"/>
           <w:sz w:val="21"/>
         </w:rPr>
-        <w:t>Code Availability: The complete source code, trained checkpoints, and deployment configurations are open-source at: https://github.com/majjinaveen46/Image-Denoising-Smartphone, with the live interactive web demo accessible at: https://stick-tuning-oral-fitted.trycloudflare.com.</w:t>
+        <w:t>Code Availability: The complete source code, trained checkpoints, and deployment configurations are open-source at: https://github.com/majjinaveen46/Image-Denoising-Smartphone, with the live interactive web demo accessible at: https://levy-interstate-parcel-bennett.trycloudflare.com.</w:t>
       </w:r>
     </w:p>
     <w:p>

--- a/paper/Springer_Nature_Manuscript_NeuroClean.docx
+++ b/paper/Springer_Nature_Manuscript_NeuroClean.docx
@@ -2297,7 +2297,7 @@
           <w:rFonts w:ascii="Times New Roman" w:hAnsi="Times New Roman"/>
           <w:sz w:val="21"/>
         </w:rPr>
-        <w:t>Code Availability: The complete source code, trained checkpoints, and deployment configurations are open-source at: https://github.com/majjinaveen46/Image-Denoising-Smartphone, with the live interactive web demo accessible at: https://levy-interstate-parcel-bennett.trycloudflare.com.</w:t>
+        <w:t>Code Availability: The complete source code, trained checkpoints, and deployment configurations are open-source at: https://github.com/majjinaveen46/Image-Denoising-Smartphone, with the live interactive web demo accessible at: https://majjinaveen46.github.io/Image-Denoising-Smartphone/.</w:t>
       </w:r>
     </w:p>
     <w:p>
